--- a/backend/templates-src/mutual-nda.docx
+++ b/backend/templates-src/mutual-nda.docx
@@ -141,7 +141,7 @@
           <w:szCs w:val="19"/>
           <w:lang w:val="en-CA"/>
         </w:rPr>
-        <w:t>[Name of Party #1]</w:t>
+        <w:t>[Party #1]</w:t>
       </w:r>
       <w:r>
         <w:rPr>
@@ -171,7 +171,7 @@
           <w:szCs w:val="19"/>
           <w:lang w:val="en-CA"/>
         </w:rPr>
-        <w:t>[Name of Party #2].</w:t>
+        <w:t>[Party #2].</w:t>
       </w:r>
     </w:p>
     <w:p>
@@ -603,7 +603,6 @@
           <w:lang w:val="en-CA"/>
         </w:rPr>
       </w:pPr>
-      <w:proofErr w:type="gramStart"/>
       <w:r>
         <w:rPr>
           <w:rFonts w:ascii="Book Antiqua" w:hAnsi="Book Antiqua" w:cs="Arial"/>
@@ -614,7 +613,6 @@
         </w:rPr>
         <w:t>THEREFORE</w:t>
       </w:r>
-      <w:proofErr w:type="gramEnd"/>
       <w:r>
         <w:rPr>
           <w:rFonts w:ascii="Book Antiqua" w:hAnsi="Book Antiqua" w:cs="Arial"/>
@@ -756,29 +754,7 @@
           <w:szCs w:val="19"/>
           <w:lang w:val="en-CA"/>
         </w:rPr>
-        <w:t xml:space="preserve">” means the ability to elect </w:t>
-      </w:r>
-      <w:proofErr w:type="gramStart"/>
-      <w:r>
-        <w:rPr>
-          <w:rFonts w:ascii="Book Antiqua" w:hAnsi="Book Antiqua" w:cs="Arial"/>
-          <w:bCs/>
-          <w:sz w:val="19"/>
-          <w:szCs w:val="19"/>
-          <w:lang w:val="en-CA"/>
-        </w:rPr>
-        <w:t>a majority of</w:t>
-      </w:r>
-      <w:proofErr w:type="gramEnd"/>
-      <w:r>
-        <w:rPr>
-          <w:rFonts w:ascii="Book Antiqua" w:hAnsi="Book Antiqua" w:cs="Arial"/>
-          <w:bCs/>
-          <w:sz w:val="19"/>
-          <w:szCs w:val="19"/>
-          <w:lang w:val="en-CA"/>
-        </w:rPr>
-        <w:t xml:space="preserve"> the board of directors </w:t>
+        <w:t xml:space="preserve">” means the ability to elect a majority of the board of directors </w:t>
       </w:r>
       <w:r>
         <w:rPr>
@@ -1332,29 +1308,7 @@
           <w:szCs w:val="19"/>
           <w:lang w:val="en-CA"/>
         </w:rPr>
-        <w:t xml:space="preserve"> this Agreement. The Receiving Party </w:t>
-      </w:r>
-      <w:proofErr w:type="gramStart"/>
-      <w:r>
-        <w:rPr>
-          <w:rFonts w:ascii="Book Antiqua" w:hAnsi="Book Antiqua" w:cs="Arial"/>
-          <w:color w:val="000000"/>
-          <w:sz w:val="19"/>
-          <w:szCs w:val="19"/>
-          <w:lang w:val="en-CA"/>
-        </w:rPr>
-        <w:t>will at all times</w:t>
-      </w:r>
-      <w:proofErr w:type="gramEnd"/>
-      <w:r>
-        <w:rPr>
-          <w:rFonts w:ascii="Book Antiqua" w:hAnsi="Book Antiqua" w:cs="Arial"/>
-          <w:color w:val="000000"/>
-          <w:sz w:val="19"/>
-          <w:szCs w:val="19"/>
-          <w:lang w:val="en-CA"/>
-        </w:rPr>
-        <w:t xml:space="preserve"> be responsible for any breach of this Agreement by its Representatives. </w:t>
+        <w:t xml:space="preserve"> this Agreement. The Receiving Party will at all times be responsible for any breach of this Agreement by its Representatives. </w:t>
       </w:r>
     </w:p>
     <w:p>
@@ -3123,29 +3077,7 @@
           <w:szCs w:val="19"/>
           <w:lang w:val="en-CA"/>
         </w:rPr>
-        <w:t xml:space="preserve">arties have expressly </w:t>
-      </w:r>
-      <w:proofErr w:type="gramStart"/>
-      <w:r>
-        <w:rPr>
-          <w:rFonts w:ascii="Book Antiqua" w:hAnsi="Book Antiqua" w:cs="Arial"/>
-          <w:color w:val="000000"/>
-          <w:sz w:val="19"/>
-          <w:szCs w:val="19"/>
-          <w:lang w:val="en-CA"/>
-        </w:rPr>
-        <w:t>requested</w:t>
-      </w:r>
-      <w:proofErr w:type="gramEnd"/>
-      <w:r>
-        <w:rPr>
-          <w:rFonts w:ascii="Book Antiqua" w:hAnsi="Book Antiqua" w:cs="Arial"/>
-          <w:color w:val="000000"/>
-          <w:sz w:val="19"/>
-          <w:szCs w:val="19"/>
-          <w:lang w:val="en-CA"/>
-        </w:rPr>
-        <w:t xml:space="preserve"> and it is their wish that this Agreement and all documents related thereto be drafted in the English language. </w:t>
+        <w:t xml:space="preserve">arties have expressly requested and it is their wish that this Agreement and all documents related thereto be drafted in the English language. </w:t>
       </w:r>
       <w:r>
         <w:rPr>
@@ -3551,7 +3483,15 @@
           <w:szCs w:val="22"/>
         </w:rPr>
         <w:br/>
-        <w:t>[Title of the person above]</w:t>
+      </w:r>
+      <w:r>
+        <w:rPr>
+          <w:rFonts w:ascii="Book Antiqua" w:hAnsi="Book Antiqua"/>
+          <w:bCs/>
+          <w:sz w:val="22"/>
+          <w:szCs w:val="22"/>
+        </w:rPr>
+        <w:t>Authorized Signatory</w:t>
       </w:r>
     </w:p>
     <w:p>
@@ -3594,17 +3534,31 @@
           <w:szCs w:val="20"/>
           <w:lang w:val="en-CA"/>
         </w:rPr>
-        <w:t>[Party #</w:t>
-      </w:r>
-      <w:r>
+        <w:t>[Party #2]</w:t>
+      </w:r>
+    </w:p>
+    <w:p>
+      <w:pPr>
+        <w:pStyle w:val="BodyText"/>
+        <w:rPr>
+          <w:rFonts w:ascii="Book Antiqua" w:hAnsi="Book Antiqua"/>
+          <w:bCs/>
+          <w:sz w:val="22"/>
+          <w:szCs w:val="22"/>
+        </w:rPr>
+      </w:pPr>
+    </w:p>
+    <w:p>
+      <w:pPr>
+        <w:spacing w:after="120"/>
+        <w:jc w:val="both"/>
         <w:rPr>
           <w:rFonts w:ascii="Book Antiqua" w:hAnsi="Book Antiqua" w:cs="Arial"/>
           <w:sz w:val="20"/>
           <w:szCs w:val="20"/>
           <w:lang w:val="en-CA"/>
         </w:rPr>
-        <w:t>2</w:t>
-      </w:r>
+      </w:pPr>
       <w:r>
         <w:rPr>
           <w:rFonts w:ascii="Book Antiqua" w:hAnsi="Book Antiqua" w:cs="Arial"/>
@@ -3612,7 +3566,7 @@
           <w:szCs w:val="20"/>
           <w:lang w:val="en-CA"/>
         </w:rPr>
-        <w:t>]</w:t>
+        <w:t>_______________________________________</w:t>
       </w:r>
     </w:p>
     <w:p>
@@ -3620,43 +3574,20 @@
         <w:pStyle w:val="BodyText"/>
         <w:rPr>
           <w:rFonts w:ascii="Book Antiqua" w:hAnsi="Book Antiqua"/>
-          <w:bCs/>
+          <w:b/>
           <w:sz w:val="22"/>
           <w:szCs w:val="22"/>
         </w:rPr>
       </w:pPr>
-    </w:p>
-    <w:p>
-      <w:pPr>
-        <w:spacing w:after="120"/>
-        <w:jc w:val="both"/>
-        <w:rPr>
-          <w:rFonts w:ascii="Book Antiqua" w:hAnsi="Book Antiqua" w:cs="Arial"/>
-          <w:sz w:val="20"/>
-          <w:szCs w:val="20"/>
-          <w:lang w:val="en-CA"/>
-        </w:rPr>
-      </w:pPr>
-      <w:r>
-        <w:rPr>
-          <w:rFonts w:ascii="Book Antiqua" w:hAnsi="Book Antiqua" w:cs="Arial"/>
-          <w:sz w:val="20"/>
-          <w:szCs w:val="20"/>
-          <w:lang w:val="en-CA"/>
-        </w:rPr>
-        <w:t>_______________________________________</w:t>
-      </w:r>
-    </w:p>
-    <w:p>
-      <w:pPr>
-        <w:pStyle w:val="BodyText"/>
+      <w:r>
         <w:rPr>
           <w:rFonts w:ascii="Book Antiqua" w:hAnsi="Book Antiqua"/>
-          <w:b/>
+          <w:bCs/>
           <w:sz w:val="22"/>
           <w:szCs w:val="22"/>
         </w:rPr>
-      </w:pPr>
+        <w:t>[Name of the authorized signatory</w:t>
+      </w:r>
       <w:r>
         <w:rPr>
           <w:rFonts w:ascii="Book Antiqua" w:hAnsi="Book Antiqua"/>
@@ -3664,7 +3595,7 @@
           <w:sz w:val="22"/>
           <w:szCs w:val="22"/>
         </w:rPr>
-        <w:t>[Name of the authorized signatory</w:t>
+        <w:t xml:space="preserve"> of Party #2</w:t>
       </w:r>
       <w:r>
         <w:rPr>
@@ -3673,7 +3604,7 @@
           <w:sz w:val="22"/>
           <w:szCs w:val="22"/>
         </w:rPr>
-        <w:t xml:space="preserve"> of Party #2</w:t>
+        <w:t>]</w:t>
       </w:r>
       <w:r>
         <w:rPr>
@@ -3682,7 +3613,7 @@
           <w:sz w:val="22"/>
           <w:szCs w:val="22"/>
         </w:rPr>
-        <w:t>]</w:t>
+        <w:br/>
       </w:r>
       <w:r>
         <w:rPr>
@@ -3691,8 +3622,7 @@
           <w:sz w:val="22"/>
           <w:szCs w:val="22"/>
         </w:rPr>
-        <w:br/>
-        <w:t>[Title of the person above]</w:t>
+        <w:t>Authorized Signatory</w:t>
       </w:r>
     </w:p>
     <w:p>
